--- a/job-application/Andalusia Health Egypt - Team Lead/Moamen_Basyoni_Cover_Letter_Andalusia_Health_Egypt.docx
+++ b/job-application/Andalusia Health Egypt - Team Lead/Moamen_Basyoni_Cover_Letter_Andalusia_Health_Egypt.docx
@@ -44,7 +44,19 @@
         <w:pStyle w:val="BlockText"/>
       </w:pPr>
       <w:r>
-        <w:t xml:space="preserve">I already build and modernize the backend for the Andalusia hospital group as an engineer at AHBS — this role would formalize leadership work I’m already doing: I designed and ran a 25-engineer, 6-team onboarding program, direct code reviews, and led the technical direction of a major platform modernization.</w:t>
+        <w:t xml:space="preserve">I already build and modernize the backend for the Andalusia hospital group as an engineer at AHBS — I completed the company’s own</w:t>
+      </w:r>
+      <w:r>
+        <w:t xml:space="preserve"> </w:t>
+      </w:r>
+      <w:r>
+        <w:t xml:space="preserve">“Leadership in Action”</w:t>
+      </w:r>
+      <w:r>
+        <w:t xml:space="preserve"> </w:t>
+      </w:r>
+      <w:r>
+        <w:t xml:space="preserve">program this June, and this role would formalize leadership work I’m already doing: I designed and ran a 25-engineer, 6-team onboarding program, direct code reviews, and led the technical direction of a major platform modernization.</w:t>
       </w:r>
     </w:p>
     <w:p>
@@ -89,7 +101,19 @@
         <w:pStyle w:val="BodyText"/>
       </w:pPr>
       <w:r>
-        <w:t xml:space="preserve">Over the past two years I’ve worked with our platform architect to analyze, modernize, and maintain the core HMIS platform serving Andalusia hospitals in Egypt and Saudi Arabia — replacing a legacy MS DTC distributed-transaction design with Temporal Saga orchestration, building an identity server and API gateway, and modernizing 5 core plus 7 additional modules off legacy .NET Framework. On the leadership side specifically: I designed and ran a 25-engineer, 6-team, 8-session onboarding program on architecture and AI-assisted development, I conduct technical code reviews as a standard part of my role, and I directed the technical migration of our frontend from a legacy Vue/AngularJS setup to a modern Angular architecture — setting direction and overseeing delivery rather than writing every line myself.</w:t>
+        <w:t xml:space="preserve">Over the past two years I’ve worked with our platform architect to analyze, modernize, and maintain the core HMIS platform serving Andalusia hospitals in Egypt and Saudi Arabia — replacing a legacy MS DTC distributed-transaction design with Temporal Saga orchestration, building an identity server and API gateway, and modernizing 5 core plus 7 additional modules off legacy .NET Framework. On the leadership side specifically: I completed AHBS’s own</w:t>
+      </w:r>
+      <w:r>
+        <w:t xml:space="preserve"> </w:t>
+      </w:r>
+      <w:r>
+        <w:t xml:space="preserve">“Leadership in Action”</w:t>
+      </w:r>
+      <w:r>
+        <w:t xml:space="preserve"> </w:t>
+      </w:r>
+      <w:r>
+        <w:t xml:space="preserve">program this June, I designed and ran a 25-engineer, 6-team, 8-session onboarding program on architecture and AI-assisted development, I conduct technical code reviews as a standard part of my role, and I directed the technical migration of our frontend from a legacy Vue/AngularJS setup to a modern Angular architecture — setting direction and overseeing delivery rather than writing every line myself.</w:t>
       </w:r>
     </w:p>
     <w:p>
